--- a/policies/build/sop_record_masters/FMS/SOP_FMS.5.a_to_e_fire_non_fire_emergencies.docx
+++ b/policies/build/sop_record_masters/FMS/SOP_FMS.5.a_to_e_fire_non_fire_emergencies.docx
@@ -302,7 +302,22 @@
         <w:pStyle w:val="ListParagraph"/>
       </w:pPr>
       <w:r>
-        <w:t>• Bureau of Indian Standards. (2016). National Building Code of India, 2016.</w:t>
+        <w:t xml:space="preserve">• </w:t>
+      </w:r>
+      <w:r>
+        <w:t xml:space="preserve">Bureau of Indian Standards. (2016). </w:t>
+      </w:r>
+      <w:hyperlink r:id="rId9">
+        <w:r>
+          <w:rPr>
+            <w:color w:val="0563C1"/>
+            <w:u w:val="single"/>
+          </w:rPr>
+          <w:t>National Building Code of India, 2016</w:t>
+        </w:r>
+      </w:hyperlink>
+      <w:r>
+        <w:t>.</w:t>
       </w:r>
     </w:p>
     <w:p>
@@ -310,7 +325,22 @@
         <w:pStyle w:val="ListParagraph"/>
       </w:pPr>
       <w:r>
-        <w:t>• National Disaster Management Authority. (2016). National Disaster Management Guidelines: Hospital Safety.</w:t>
+        <w:t xml:space="preserve">• </w:t>
+      </w:r>
+      <w:r>
+        <w:t xml:space="preserve">National Disaster Management Authority. (2016). </w:t>
+      </w:r>
+      <w:hyperlink r:id="rId10">
+        <w:r>
+          <w:rPr>
+            <w:color w:val="0563C1"/>
+            <w:u w:val="single"/>
+          </w:rPr>
+          <w:t>National Disaster Management Guidelines: Hospital Safety</w:t>
+        </w:r>
+      </w:hyperlink>
+      <w:r>
+        <w:t>.</w:t>
       </w:r>
     </w:p>
     <w:p>
@@ -412,7 +442,10 @@
         <w:pStyle w:val="ListParagraph"/>
       </w:pPr>
       <w:r>
-        <w:t>• Bureau of Indian Standards. (2016). National Building Code of India, 2016 (IS 2190 portable-extinguisher practice).</w:t>
+        <w:t xml:space="preserve">• </w:t>
+      </w:r>
+      <w:r>
+        <w:t>Bureau of Indian Standards. (2016). National Building Code of India, 2016 (IS 2190 portable-extinguisher practice).</w:t>
       </w:r>
     </w:p>
     <w:p>
@@ -453,7 +486,22 @@
         <w:pStyle w:val="ListParagraph"/>
       </w:pPr>
       <w:r>
-        <w:t>• National Disaster Management Authority. (2016). National Disaster Management Guidelines: Hospital Safety.</w:t>
+        <w:t xml:space="preserve">• </w:t>
+      </w:r>
+      <w:r>
+        <w:t xml:space="preserve">National Disaster Management Authority. (2016). </w:t>
+      </w:r>
+      <w:hyperlink r:id="rId10">
+        <w:r>
+          <w:rPr>
+            <w:color w:val="0563C1"/>
+            <w:u w:val="single"/>
+          </w:rPr>
+          <w:t>National Disaster Management Guidelines: Hospital Safety</w:t>
+        </w:r>
+      </w:hyperlink>
+      <w:r>
+        <w:t>.</w:t>
       </w:r>
     </w:p>
     <w:p>
@@ -538,7 +586,22 @@
         <w:pStyle w:val="ListParagraph"/>
       </w:pPr>
       <w:r>
-        <w:t>• National Accreditation Board for Hospitals and Healthcare Providers. (2022). Standards for Small Healthcare Organisations (3rd ed.). NABH SHCO Accreditation Programme page. Facility Management and Safety chapter, standard FMS.5.</w:t>
+        <w:t xml:space="preserve">• </w:t>
+      </w:r>
+      <w:r>
+        <w:t xml:space="preserve">National Accreditation Board for Hospitals and Healthcare Providers. (2022). Standards for Small Healthcare Organisations (3rd ed.). </w:t>
+      </w:r>
+      <w:hyperlink r:id="rId11">
+        <w:r>
+          <w:rPr>
+            <w:color w:val="0563C1"/>
+            <w:u w:val="single"/>
+          </w:rPr>
+          <w:t>NABH SHCO Accreditation Programme page</w:t>
+        </w:r>
+      </w:hyperlink>
+      <w:r>
+        <w:t>. Facility Management and Safety chapter, standard FMS.5.</w:t>
       </w:r>
     </w:p>
     <w:p>
@@ -546,7 +609,22 @@
         <w:pStyle w:val="ListParagraph"/>
       </w:pPr>
       <w:r>
-        <w:t>• Bureau of Indian Standards. (2016). National Building Code of India, 2016. Fire and life-safety framework as the local fire authority has applied it to this occupancy; not a universal sprinkler or occupancy-subdivision mandate. IS 2190 is NBC-pointed portable-extinguisher practice, not an extra statute.</w:t>
+        <w:t xml:space="preserve">• </w:t>
+      </w:r>
+      <w:r>
+        <w:t xml:space="preserve">Bureau of Indian Standards. (2016). </w:t>
+      </w:r>
+      <w:hyperlink r:id="rId9">
+        <w:r>
+          <w:rPr>
+            <w:color w:val="0563C1"/>
+            <w:u w:val="single"/>
+          </w:rPr>
+          <w:t>National Building Code of India, 2016</w:t>
+        </w:r>
+      </w:hyperlink>
+      <w:r>
+        <w:t>. Fire and life-safety framework as the local fire authority has applied it to this occupancy; not a universal sprinkler or occupancy-subdivision mandate. IS 2190 is NBC-pointed portable-extinguisher practice, not an extra statute.</w:t>
       </w:r>
     </w:p>
     <w:p>
@@ -554,7 +632,22 @@
         <w:pStyle w:val="ListParagraph"/>
       </w:pPr>
       <w:r>
-        <w:t>• National Disaster Management Authority. (2016). National Disaster Management Guidelines: Hospital Safety. Non-fire and hospital-continuity framework, not an Act of Parliament.</w:t>
+        <w:t xml:space="preserve">• </w:t>
+      </w:r>
+      <w:r>
+        <w:t xml:space="preserve">National Disaster Management Authority. (2016). </w:t>
+      </w:r>
+      <w:hyperlink r:id="rId10">
+        <w:r>
+          <w:rPr>
+            <w:color w:val="0563C1"/>
+            <w:u w:val="single"/>
+          </w:rPr>
+          <w:t>National Disaster Management Guidelines: Hospital Safety</w:t>
+        </w:r>
+      </w:hyperlink>
+      <w:r>
+        <w:t>. Non-fire and hospital-continuity framework, not an Act of Parliament.</w:t>
       </w:r>
     </w:p>
     <w:p>
@@ -562,7 +655,22 @@
         <w:pStyle w:val="ListParagraph"/>
       </w:pPr>
       <w:r>
-        <w:t>• World Health Organization. (2015). Hospital Safety Index: Guide for Evaluators (2nd ed.). Evaluator framework, not a mandated score.</w:t>
+        <w:t xml:space="preserve">• </w:t>
+      </w:r>
+      <w:r>
+        <w:t xml:space="preserve">World Health Organization. (2015). </w:t>
+      </w:r>
+      <w:hyperlink r:id="rId12">
+        <w:r>
+          <w:rPr>
+            <w:color w:val="0563C1"/>
+            <w:u w:val="single"/>
+          </w:rPr>
+          <w:t>Hospital Safety Index: Guide for Evaluators</w:t>
+        </w:r>
+      </w:hyperlink>
+      <w:r>
+        <w:t xml:space="preserve"> (2nd ed.). Evaluator framework, not a mandated score.</w:t>
       </w:r>
     </w:p>
     <w:p>

--- a/policies/build/sop_record_masters/FMS/SOP_FMS.5.a_to_e_fire_non_fire_emergencies.docx
+++ b/policies/build/sop_record_masters/FMS/SOP_FMS.5.a_to_e_fire_non_fire_emergencies.docx
@@ -14,80 +14,9 @@
     </w:p>
     <w:p>
       <w:r>
-        <w:t>«Hospital Name» — Supports FMS.5.a-e</w:t>
+        <w:t>«Hospital Name» — SOP-FMS.5 — Version 1.0</w:t>
       </w:r>
     </w:p>
-    <w:p/>
-    <w:p/>
-    <w:p/>
-    <w:tbl>
-      <w:tblPr>
-        <w:tblStyle w:val="TableGrid"/>
-        <w:tblW w:type="auto" w:w="0"/>
-        <w:tblLook w:firstColumn="1" w:firstRow="1" w:lastColumn="0" w:lastRow="0" w:noHBand="0" w:noVBand="1" w:val="04A0"/>
-      </w:tblPr>
-      <w:tblGrid>
-        <w:gridCol w:w="8640"/>
-      </w:tblGrid>
-      <w:tr>
-        <w:tc>
-          <w:tcPr>
-            <w:tcW w:type="dxa" w:w="8640"/>
-          </w:tcPr>
-          <w:p>
-            <w:r>
-              <w:t>This SOP tells fire wardens, facilities, clinical heads and quality staff, in one place, how this hospital detects, abates and contains fire and the non-fire emergencies it has named; how the exit plan is documented and displayed; how mock drills meet the twice-a-year floor; how fire equipment is maintained; and how essential services continue when a ward, OT or plant is lost. If you are a fire warden, hold the drill file, or run an AAC.1 service, this SOP is for you.</w:t>
-            </w:r>
-          </w:p>
-        </w:tc>
-      </w:tr>
-    </w:tbl>
-    <w:p/>
-    <w:tbl>
-      <w:tblPr>
-        <w:tblStyle w:val="TableGrid"/>
-        <w:tblW w:type="auto" w:w="0"/>
-        <w:tblLook w:firstColumn="1" w:firstRow="1" w:lastColumn="0" w:lastRow="0" w:noHBand="0" w:noVBand="1" w:val="04A0"/>
-      </w:tblPr>
-      <w:tblGrid>
-        <w:gridCol w:w="8640"/>
-      </w:tblGrid>
-      <w:tr>
-        <w:tc>
-          <w:tcPr>
-            <w:tcW w:type="dxa" w:w="8640"/>
-          </w:tcPr>
-          <w:p>
-            <w:r>
-              <w:t>A smoke detector trips at 3am in a ward corridor. This SOP is what tells the night-duty lead who to notify, how the exit plan evacuates that ward's dependent patients, and which record logs the event -- not an improvised response because the plan was never actually drilled at night.</w:t>
-            </w:r>
-          </w:p>
-        </w:tc>
-      </w:tr>
-    </w:tbl>
-    <w:p/>
-    <w:tbl>
-      <w:tblPr>
-        <w:tblStyle w:val="TableGrid"/>
-        <w:tblW w:type="auto" w:w="0"/>
-        <w:tblLook w:firstColumn="1" w:firstRow="1" w:lastColumn="0" w:lastRow="0" w:noHBand="0" w:noVBand="1" w:val="04A0"/>
-      </w:tblPr>
-      <w:tblGrid>
-        <w:gridCol w:w="8640"/>
-      </w:tblGrid>
-      <w:tr>
-        <w:tc>
-          <w:tcPr>
-            <w:tcW w:type="dxa" w:w="8640"/>
-          </w:tcPr>
-          <w:p>
-            <w:r>
-              <w:t>NABH requires plans and provisions for early detection, abatement and containment of fire and non-fire emergencies (Core, asterisked), a documented and displayed exit plan, mock drills at least twice a year (a Commitment, non-optional interval), a maintenance plan for fire-related equipment and infrastructure (Commitment, asterisked), and a service continuity plan.</w:t>
-            </w:r>
-          </w:p>
-        </w:tc>
-      </w:tr>
-    </w:tbl>
     <w:p/>
     <w:tbl>
       <w:tblPr>
@@ -195,6 +124,75 @@
         <w:t>1. Purpose</w:t>
       </w:r>
     </w:p>
+    <w:tbl>
+      <w:tblPr>
+        <w:tblStyle w:val="TableGrid"/>
+        <w:tblW w:type="auto" w:w="0"/>
+        <w:tblLook w:firstColumn="1" w:firstRow="1" w:lastColumn="0" w:lastRow="0" w:noHBand="0" w:noVBand="1" w:val="04A0"/>
+      </w:tblPr>
+      <w:tblGrid>
+        <w:gridCol w:w="8640"/>
+      </w:tblGrid>
+      <w:tr>
+        <w:tc>
+          <w:tcPr>
+            <w:tcW w:type="dxa" w:w="8640"/>
+          </w:tcPr>
+          <w:p>
+            <w:r>
+              <w:t>This SOP tells fire wardens, facilities, clinical heads and quality staff, in one place, how this hospital detects, abates and contains fire and the non-fire emergencies it has named; how the exit plan is documented and displayed; how mock drills meet the twice-a-year floor; how fire equipment is maintained; and how essential services continue when a ward, OT or plant is lost. If you are a fire warden, hold the drill file, or run a service this hospital offers, this SOP is for you.</w:t>
+            </w:r>
+          </w:p>
+        </w:tc>
+      </w:tr>
+    </w:tbl>
+    <w:p/>
+    <w:tbl>
+      <w:tblPr>
+        <w:tblStyle w:val="TableGrid"/>
+        <w:tblW w:type="auto" w:w="0"/>
+        <w:tblLook w:firstColumn="1" w:firstRow="1" w:lastColumn="0" w:lastRow="0" w:noHBand="0" w:noVBand="1" w:val="04A0"/>
+      </w:tblPr>
+      <w:tblGrid>
+        <w:gridCol w:w="8640"/>
+      </w:tblGrid>
+      <w:tr>
+        <w:tc>
+          <w:tcPr>
+            <w:tcW w:type="dxa" w:w="8640"/>
+          </w:tcPr>
+          <w:p>
+            <w:r>
+              <w:t>A smoke detector trips at 3am in a ward corridor. This SOP is what tells the night-duty lead who to notify, how the exit plan evacuates that ward's dependent patients, and which record logs the event -- not an improvised response because the plan was never actually drilled at night.</w:t>
+            </w:r>
+          </w:p>
+        </w:tc>
+      </w:tr>
+    </w:tbl>
+    <w:p/>
+    <w:tbl>
+      <w:tblPr>
+        <w:tblStyle w:val="TableGrid"/>
+        <w:tblW w:type="auto" w:w="0"/>
+        <w:tblLook w:firstColumn="1" w:firstRow="1" w:lastColumn="0" w:lastRow="0" w:noHBand="0" w:noVBand="1" w:val="04A0"/>
+      </w:tblPr>
+      <w:tblGrid>
+        <w:gridCol w:w="8640"/>
+      </w:tblGrid>
+      <w:tr>
+        <w:tc>
+          <w:tcPr>
+            <w:tcW w:type="dxa" w:w="8640"/>
+          </w:tcPr>
+          <w:p>
+            <w:r>
+              <w:t>We do this because a fire or a disaster doesn't wait for daytime staffing or a convenient moment. Patients who can't walk, can't hear an alarm, or can't move themselves depend entirely on a plan that was actually tested with the people who'd really be on duty -- not one that only looks good on paper.</w:t>
+            </w:r>
+          </w:p>
+        </w:tc>
+      </w:tr>
+    </w:tbl>
+    <w:p/>
     <w:p>
       <w:r>
         <w:t>To define how «Hospital Name» detects, abates and contains fire and non-fire emergencies; documents and displays its exit plan; runs mock drills meeting the twice-a-year floor; maintains fire-related equipment and infrastructure; and continues essential services when a ward, OT or plant is lost.</w:t>
@@ -210,7 +208,18 @@
     </w:p>
     <w:p>
       <w:r>
-        <w:t>Applies to every occupied area of {{HOSPITAL_NAME}} and every non-fire emergency this occupancy actually faces, per the plans named below. It does not cover laboratory bench chemical hygiene (AAC.6), medical-gas leak handling at source (FMS.4), electrical backup testing (FMS.1.e), or outsourced-service quality monitoring (ROM.4.e) -- those remain their own documents and are only pointed to here where this SOP's steps hand work to them.</w:t>
+        <w:rPr>
+          <w:i/>
+        </w:rPr>
+        <w:t xml:space="preserve">Why: </w:t>
+      </w:r>
+      <w:r>
+        <w:t>so every area and every emergency this hospital could actually face has a named plan -- and so staff aren't improvising a response to something that was never thought through in advance.</w:t>
+      </w:r>
+    </w:p>
+    <w:p>
+      <w:r>
+        <w:t>Applies to every occupied area of «Hospital Name» and every non-fire emergency this occupancy actually faces. Does not cover laboratory bench chemical hygiene, medical-gas leak handling at source, electrical backup testing, or outsourced-service quality monitoring -- those remain their own SOPs. See Related SOPs.</w:t>
       </w:r>
     </w:p>
     <w:p>
@@ -223,32 +232,79 @@
     </w:p>
     <w:p>
       <w:r>
-        <w:t>Head of the Institution: Is accountable that fire and non-fire emergency plans exist and are provisioned as this SOP requires.</w:t>
+        <w:rPr>
+          <w:i/>
+        </w:rPr>
+        <w:t xml:space="preserve">Why: </w:t>
+      </w:r>
+      <w:r>
+        <w:t>a blocked exit, a wedged-open fire door, or a year with fewer than two drills is how a plan that looks fine on paper fails the people who actually need it. Naming who holds the plan and who executes it is what keeps that from happening.</w:t>
       </w:r>
     </w:p>
     <w:p>
       <w:r>
-        <w:t>Named Fire/Facilities Lead: Holds the plans, exit display, drill records and fire-equipment maintenance.</w:t>
+        <w:rPr>
+          <w:b/>
+        </w:rPr>
+        <w:t xml:space="preserve">Head of the Institution: </w:t>
+      </w:r>
+      <w:r>
+        <w:t>Is accountable that fire and non-fire emergency plans exist and are provisioned as this SOP requires.</w:t>
       </w:r>
     </w:p>
     <w:p>
       <w:r>
-        <w:t>Fire Wardens and Night-Duty Leads: Execute the exit plan.</w:t>
+        <w:rPr>
+          <w:b/>
+        </w:rPr>
+        <w:t xml:space="preserve">Named Fire/Facilities Lead: </w:t>
+      </w:r>
+      <w:r>
+        <w:t>Holds the plans, exit display, drill records and fire-equipment maintenance.</w:t>
       </w:r>
     </w:p>
     <w:p>
       <w:r>
-        <w:t>Clinical Heads: Execute continuity for the AAC.1 services they run.</w:t>
+        <w:rPr>
+          <w:b/>
+        </w:rPr>
+        <w:t xml:space="preserve">Fire Wardens and Night-Duty Leads: </w:t>
+      </w:r>
+      <w:r>
+        <w:t>Execute the exit plan.</w:t>
       </w:r>
     </w:p>
     <w:p>
       <w:r>
-        <w:t>Quality/Accreditation Coordinator: Audits a sample of the records this SOP produces, at «Hospital to define» frequency.</w:t>
+        <w:rPr>
+          <w:b/>
+        </w:rPr>
+        <w:t xml:space="preserve">Clinical Heads: </w:t>
+      </w:r>
+      <w:r>
+        <w:t>Execute continuity for the services they run.</w:t>
       </w:r>
     </w:p>
     <w:p>
       <w:r>
-        <w:t>All Staff: Treat a blocked exit, a discharged extinguisher left in place, a fire door wedged open, or a year with fewer than two drills, as defects to report.</w:t>
+        <w:rPr>
+          <w:b/>
+        </w:rPr>
+        <w:t xml:space="preserve">Quality/Accreditation Coordinator: </w:t>
+      </w:r>
+      <w:r>
+        <w:t>Audits a sample of the records this SOP produces, at «Hospital to define» frequency.</w:t>
+      </w:r>
+    </w:p>
+    <w:p>
+      <w:r>
+        <w:rPr>
+          <w:b/>
+        </w:rPr>
+        <w:t xml:space="preserve">All Staff: </w:t>
+      </w:r>
+      <w:r>
+        <w:t>Treat a blocked exit, a discharged extinguisher left in place, a fire door wedged open, or a year with fewer than two drills, as defects to report.</w:t>
       </w:r>
     </w:p>
     <w:p>
@@ -256,7 +312,7 @@
         <w:pStyle w:val="Heading1"/>
       </w:pPr>
       <w:r>
-        <w:t>4. Procedure</w:t>
+        <w:t>4. What to do</w:t>
       </w:r>
     </w:p>
     <w:p>
@@ -264,37 +320,278 @@
         <w:pStyle w:val="Heading2"/>
       </w:pPr>
       <w:r>
-        <w:t>4.1 Plans and provisions for early detection, abatement and containment (FMS.5.a, Core, ASTERISKED)</w:t>
+        <w:t>Detecting, stopping and containing fire and other emergencies</w:t>
       </w:r>
     </w:p>
     <w:p>
       <w:r>
-        <w:t>Why this step matters: This is the chapter's first documented-evidence anchor -- an assessor asks what detects a fire at 3am, what abates it before the stair is lost, and what contains it so a ward outside the compartment can continue. A municipal fire NOC is not a plan; it is a certificate that a plan was once inspected.</w:t>
+        <w:rPr>
+          <w:i/>
+        </w:rPr>
+        <w:t xml:space="preserve">Why: </w:t>
+      </w:r>
+      <w:r>
+        <w:t>What actually detects a fire at 3am, stops it before the stair is lost, and contains it so patients in another ward can keep being cared for -- that's what this item is about. A municipal fire certificate proves a plan was once inspected; it isn't the plan itself.</w:t>
       </w:r>
     </w:p>
     <w:p>
       <w:r>
-        <w:t>1. The organisation has plans and provisions for early detection, abatement and containment of fire and non-fire emergencies -- detection (smoke/heat/manual call points as the local fire NOC required), abatement (extinguishers to IS 2190 as NBC-pointed practice; hose reels/hydrant/sprinkler only if the occupancy required them -- no sprinkler mandate is invented for every SHCO), containment (fire doors, shutters, compartments as built and as the FMS.1.b drawings show).</w:t>
+        <w:t>We have plans and provisions for early detection, abatement and containment of fire and non-fire emergencies: detection (smoke/heat/manual call points), abatement (extinguishers, and hose reels/hydrant/sprinkler only where our occupancy requires them), containment (fire doors, shutters, compartments as built).</w:t>
       </w:r>
     </w:p>
     <w:p>
       <w:r>
-        <w:t>2. NDMA Hospital Safety Guidelines 2016 is the non-fire framework: what is detected (an earthquake, a flood, a bomb threat, a gas leak from FMS.4), what abates it, what contains it so the rest of the hospital is not abandoned without a decision.</w:t>
+        <w:t>«Hospital to define: the fire plan (detection, abatement, containment, who is fire warden, how a dependent patient is moved), the non-fire plans for events this occupancy actually faces, and the provisions installed.» An event this occupancy doesn't face -- say, a basement flood in a single-storey building with no basement -- is a recorded absence, not a gap.</w:t>
+      </w:r>
+    </w:p>
+    <w:p>
+      <w:pPr>
+        <w:pStyle w:val="Heading2"/>
+      </w:pPr>
+      <w:r>
+        <w:t>An exit plan people can actually find and follow</w:t>
       </w:r>
     </w:p>
     <w:p>
       <w:r>
-        <w:t>3. «Hospital to define the fire plan (detection, abatement, containment, who is fire warden, how a dependent patient is moved without rewriting COP.8/COP.12), the non-fire plans for events this occupancy actually faces, and the provisions installed». An event this occupancy does not face -- for example a basement flood in a single-storey building with no basement -- is a recorded absence, not a gap.</w:t>
+        <w:rPr>
+          <w:i/>
+        </w:rPr>
+        <w:t xml:space="preserve">Why: </w:t>
+      </w:r>
+      <w:r>
+        <w:t>A framed plan in the board room, or an exit arrow pointing at a locked grilled window, does nothing for a first-time family or a night nurse trying to get patients out safely. The plan only protects anyone if it's where people can actually see and follow it.</w:t>
       </w:r>
     </w:p>
     <w:p>
       <w:r>
-        <w:t>4. AAC.6's laboratory fire sentence is not this hospital plan on its own -- AAC.6 lab fire uses this plan, it does not replace it.</w:t>
+        <w:t>We document and display an exit plan: how each occupied floor leaves, the assembly point, who sweeps -- displayed where it can actually be seen.</w:t>
       </w:r>
     </w:p>
     <w:p>
       <w:r>
-        <w:t xml:space="preserve">Technical source(s) for these steps: </w:t>
+        <w:t>«Hospital to define: how the exit plan is documented, where it's displayed, and how a change in a fire door or a ward move updates the display.»</w:t>
+      </w:r>
+    </w:p>
+    <w:p>
+      <w:pPr>
+        <w:pStyle w:val="Heading2"/>
+      </w:pPr>
+      <w:r>
+        <w:t>Running real mock drills, twice a year</w:t>
+      </w:r>
+    </w:p>
+    <w:p>
+      <w:r>
+        <w:rPr>
+          <w:i/>
+        </w:rPr>
+        <w:t xml:space="preserve">Why: </w:t>
+      </w:r>
+      <w:r>
+        <w:t>A drill photograph of day-shift administration while the OT continues unaware doesn't prepare anyone for a real event. A drill only counts when the people who'd actually be on duty are the ones who respond -- including the night shift, and including moving a patient who can't move themselves.</w:t>
+      </w:r>
+    </w:p>
+    <w:p>
+      <w:r>
+        <w:t>We hold mock drills at least twice a year -- that interval isn't something the hospital can shorten or skip.</w:t>
+      </w:r>
+    </w:p>
+    <w:p>
+      <w:r>
+        <w:t>A drill tests detection-to-evacuation (or shelter-in-place) with the people who'd actually be on duty, including a night or weekend sample over the year, and includes a dependent-patient move.</w:t>
+      </w:r>
+    </w:p>
+    <w:p>
+      <w:r>
+        <w:t>Fire and non-fire drills don't need to be separate events eight times over -- they need to cover, across the year, fire and at least one named non-fire emergency.</w:t>
+      </w:r>
+    </w:p>
+    <w:p>
+      <w:r>
+        <w:t>«Hospital to define: how drills are scheduled so the twice-a-year floor is met, who observes, and how a failed objective is recorded and re-drilled.»</w:t>
+      </w:r>
+    </w:p>
+    <w:p>
+      <w:pPr>
+        <w:pStyle w:val="Heading2"/>
+      </w:pPr>
+      <w:r>
+        <w:t>Keeping fire equipment actually working</w:t>
+      </w:r>
+    </w:p>
+    <w:p>
+      <w:r>
+        <w:rPr>
+          <w:i/>
+        </w:rPr>
+        <w:t xml:space="preserve">Why: </w:t>
+      </w:r>
+      <w:r>
+        <w:t>A plan to contain fire fails the moment the door closer is disconnected and the extinguisher gauge sits in the red. A vendor contract with no job card protects nobody -- only equipment that's actually been checked does.</w:t>
+      </w:r>
+    </w:p>
+    <w:p>
+      <w:r>
+        <w:t>We maintain fire-related equipment and infrastructure -- detectors, alarms, extinguishers, hose reels, fire doors, emergency lighting, and any pump or sprinkler this occupancy actually has.</w:t>
+      </w:r>
+    </w:p>
+    <w:p>
+      <w:r>
+        <w:t>«Hospital to define: which fire-related equipment this occupancy actually has, the maintenance task and interval for each, who attends, and the rule that a failed detector zone or a discharged extinguisher is replaced or isolated until restored.»</w:t>
+      </w:r>
+    </w:p>
+    <w:p>
+      <w:pPr>
+        <w:pStyle w:val="Heading2"/>
+      </w:pPr>
+      <w:r>
+        <w:t>Keeping essential services running when something's lost</w:t>
+      </w:r>
+    </w:p>
+    <w:p>
+      <w:r>
+        <w:rPr>
+          <w:i/>
+        </w:rPr>
+        <w:t xml:space="preserve">Why: </w:t>
+      </w:r>
+      <w:r>
+        <w:t>"Patients will be shifted to a nearby hospital" with no named hospital and no list of who can't safely be moved isn't a plan -- it's a sentence that sounds like one, and it fails exactly when it's needed most.</w:t>
+      </w:r>
+    </w:p>
+    <w:p>
+      <w:r>
+        <w:t>We have a service continuity plan: how our essential services continue, pause, divert or move internally when a ward, OT or plant is lost.</w:t>
+      </w:r>
+    </w:p>
+    <w:p>
+      <w:r>
+        <w:t>«Hospital to define: how each essential service continues or is paused, the named receiving arrangement if diversion is the plan, how medical-gas and electrical backups are used in that hour, and who declares continuity versus full evacuation.» Services we don't offer don't need a continuity annex.</w:t>
+      </w:r>
+    </w:p>
+    <w:p>
+      <w:pPr>
+        <w:pStyle w:val="Heading1"/>
+      </w:pPr>
+      <w:r>
+        <w:t>5. Records</w:t>
+      </w:r>
+    </w:p>
+    <w:p>
+      <w:r>
+        <w:t>This SOP produces and maintains Records 1-5 (see the FMS.5 Records folder).</w:t>
+      </w:r>
+    </w:p>
+    <w:p>
+      <w:pPr>
+        <w:pStyle w:val="Heading1"/>
+      </w:pPr>
+      <w:r>
+        <w:t>6. Related SOPs</w:t>
+      </w:r>
+    </w:p>
+    <w:p>
+      <w:pPr>
+        <w:pStyle w:val="ListParagraph"/>
+      </w:pPr>
+      <w:r>
+        <w:t>As-Built Drawing Set (FMS.1.b)</w:t>
+      </w:r>
+    </w:p>
+    <w:p>
+      <w:pPr>
+        <w:pStyle w:val="ListParagraph"/>
+      </w:pPr>
+      <w:r>
+        <w:t>Monthly Facility Safety Round (FMS.2.d)</w:t>
+      </w:r>
+    </w:p>
+    <w:p>
+      <w:pPr>
+        <w:pStyle w:val="ListParagraph"/>
+      </w:pPr>
+      <w:r>
+        <w:t>Medical Gases, Vacuum and Compressed Air SOP (FMS.4)</w:t>
+      </w:r>
+    </w:p>
+    <w:p>
+      <w:pPr>
+        <w:pStyle w:val="ListParagraph"/>
+      </w:pPr>
+      <w:r>
+        <w:t>Laboratory Safety Programme (AAC.6)</w:t>
+      </w:r>
+    </w:p>
+    <w:p>
+      <w:pPr>
+        <w:pStyle w:val="ListParagraph"/>
+      </w:pPr>
+      <w:r>
+        <w:t>Hospital's Service Directory (AAC.1)</w:t>
+      </w:r>
+    </w:p>
+    <w:p>
+      <w:pPr>
+        <w:pStyle w:val="Heading1"/>
+      </w:pPr>
+      <w:r>
+        <w:t>7. Review</w:t>
+      </w:r>
+    </w:p>
+    <w:p>
+      <w:r>
+        <w:t>This SOP is reviewed at «Hospital to define the review interval», and sooner when a drill failed or a fire-door closer was found disconnected, or when a related SOP listed above is updated.</w:t>
+      </w:r>
+    </w:p>
+    <w:p>
+      <w:r>
+        <w:br w:type="page"/>
+      </w:r>
+    </w:p>
+    <w:p>
+      <w:pPr>
+        <w:pStyle w:val="Heading1"/>
+      </w:pPr>
+      <w:r>
+        <w:t>Appendix — NABH Standard Cross-Reference and Evidence Basis</w:t>
+      </w:r>
+    </w:p>
+    <w:p>
+      <w:r>
+        <w:t>For the Quality Coordinator and NABH assessment use only. The reasoning and real-world triggers for each requirement are already in the body above -- this appendix adds only what the body deliberately leaves out: the exact objective-element code, how this SOP's scope is kept separate from neighbouring standards, and the verified technical source for anything cited.</w:t>
+      </w:r>
+    </w:p>
+    <w:p>
+      <w:pPr>
+        <w:pStyle w:val="Heading2"/>
+      </w:pPr>
+      <w:r>
+        <w:t>Detecting, stopping and containing fire and other emergencies — FMS.5.a (Core, ASTERISKED)</w:t>
+      </w:r>
+    </w:p>
+    <w:p>
+      <w:r>
+        <w:rPr>
+          <w:i/>
+        </w:rPr>
+        <w:t>Boundary with other standards:</w:t>
+      </w:r>
+    </w:p>
+    <w:p>
+      <w:pPr>
+        <w:pStyle w:val="ListParagraph"/>
+      </w:pPr>
+      <w:r>
+        <w:t>• A laboratory's own fire-related sentence in its safety programme uses this hospital plan; it doesn't replace it.</w:t>
+      </w:r>
+    </w:p>
+    <w:p>
+      <w:r>
+        <w:rPr>
+          <w:i/>
+        </w:rPr>
+        <w:t>Verified source(s):</w:t>
       </w:r>
     </w:p>
     <w:p>
@@ -348,22 +645,7 @@
         <w:pStyle w:val="Heading2"/>
       </w:pPr>
       <w:r>
-        <w:t>4.2 Documented and displayed exit plan (FMS.5.b)</w:t>
-      </w:r>
-    </w:p>
-    <w:p>
-      <w:r>
-        <w:t>Why this step matters: A framed plan in the board room, or an exit arrow pointing at a locked grilled window, is not this OE -- the plan only counts if a first-time family and a night nurse can actually find and follow it.</w:t>
-      </w:r>
-    </w:p>
-    <w:p>
-      <w:r>
-        <w:t>1. The organisation has a documented and displayed exit plan in case of fire and non-fire emergencies -- documented (how each occupied floor leaves, assembly point, who sweeps) and displayed where it can actually be seen, consistent with FMS.1.c wayfinding and not confused with AAC.6.e radiation signs.</w:t>
-      </w:r>
-    </w:p>
-    <w:p>
-      <w:r>
-        <w:t>2. «Hospital to define how the exit plan is documented, where it is displayed, and how a change in a fire door or a ward move updates the display». The FMS.1.b drawings are the controlled set this display must match.</w:t>
+        <w:t>An exit plan people can actually find and follow — FMS.5.b</w:t>
       </w:r>
     </w:p>
     <w:p>
@@ -371,32 +653,23 @@
         <w:pStyle w:val="Heading2"/>
       </w:pPr>
       <w:r>
-        <w:t>4.3 Mock drills at least twice a year (FMS.5.c, Commitment)</w:t>
+        <w:t>Running real mock drills, twice a year — FMS.5.c (Commitment)</w:t>
       </w:r>
     </w:p>
     <w:p>
       <w:r>
-        <w:t>Why this step matters: Two tabletop minutes in the quality office, or a drill photograph of day-shift administration while the OT continues unaware, is not a drill -- this step only counts when the people who would actually be on duty are the ones who respond.</w:t>
+        <w:rPr>
+          <w:i/>
+        </w:rPr>
+        <w:t>Boundary with other standards:</w:t>
       </w:r>
     </w:p>
     <w:p>
+      <w:pPr>
+        <w:pStyle w:val="ListParagraph"/>
+      </w:pPr>
       <w:r>
-        <w:t>1. Mock drills are held at least twice a year. That interval is set by the objective element itself and is not hospital-optional.</w:t>
-      </w:r>
-    </w:p>
-    <w:p>
-      <w:r>
-        <w:t>2. A drill tests detection-to-evacuation (or shelter-in-place if that is the plan for a named non-fire event) with the people who would actually be on duty, including a night or weekend sample over the year, and includes a dependent-patient move.</w:t>
-      </w:r>
-    </w:p>
-    <w:p>
-      <w:r>
-        <w:t>3. Fire and non-fire need not be eight separate events; they need to cover, across the year, fire and at least one named non-fire emergency.</w:t>
-      </w:r>
-    </w:p>
-    <w:p>
-      <w:r>
-        <w:t>4. «Hospital to define how drills are scheduled so the floor of twice a year is met, who observes, how a failed objective is recorded and re-drilled, and how HRM.3 (when drafted) uses these as the plans staff are trained to». A drill that harmed someone is also a PSQ.5 incident.</w:t>
+        <w:t>• A drill that harmed someone is also a PSQ.5 incident.</w:t>
       </w:r>
     </w:p>
     <w:p>
@@ -404,37 +677,31 @@
         <w:pStyle w:val="Heading2"/>
       </w:pPr>
       <w:r>
-        <w:t>4.4 Maintenance plan for fire-related equipment and infrastructure (FMS.5.d, Commitment, ASTERISKED)</w:t>
+        <w:t>Keeping fire equipment actually working — FMS.5.d (Commitment, ASTERISKED)</w:t>
       </w:r>
     </w:p>
     <w:p>
       <w:r>
-        <w:t>Why this step matters: This is the chapter's second documented-evidence anchor -- a plan to contain fire fails the moment the door closer is disconnected and the extinguisher gauge sits in the red. A vendor contract with no job card is not a maintenance plan.</w:t>
+        <w:rPr>
+          <w:i/>
+        </w:rPr>
+        <w:t>Boundary with other standards:</w:t>
+      </w:r>
+    </w:p>
+    <w:p>
+      <w:pPr>
+        <w:pStyle w:val="ListParagraph"/>
+      </w:pPr>
+      <w:r>
+        <w:t>• The monthly facility safety round may find a fire door or lighting failed; this plan is what repairs it -- a repair programme, not a second round.</w:t>
       </w:r>
     </w:p>
     <w:p>
       <w:r>
-        <w:t>1. There is a maintenance plan for fire-related equipment and infrastructure -- detectors, alarms, extinguishers, hose reels, fire doors, emergency lighting, and any pump or sprinkler this occupancy actually has.</w:t>
-      </w:r>
-    </w:p>
-    <w:p>
-      <w:r>
-        <w:t>2. IS 2190 is the NBC-pointed framework for portable extinguishers (monthly visual and periodic maintenance as that standard's practice -- the local interval is hospital-defined, not a NABH monthly-extinguisher mandate invented on top of FMS.2.d's monthly round). Detectors and panels follow the installer's and NBC-as-applied inspection.</w:t>
-      </w:r>
-    </w:p>
-    <w:p>
-      <w:r>
-        <w:t>3. FMS.2.d's monthly round may find fire doors or lighting failed; this plan is what repairs them -- not a second round, a repair programme.</w:t>
-      </w:r>
-    </w:p>
-    <w:p>
-      <w:r>
-        <w:t>4. «Hospital to define which fire-related equipment and infrastructure this occupancy actually has, the maintenance task and interval for each class, who attends (in-house or AMC), and the rule that a failed detector zone or a discharged extinguisher is replaced or isolated with a compensating provision until restored». An AMC that cannot show last month's extinguisher visual and last alarm test is not this OE.</w:t>
-      </w:r>
-    </w:p>
-    <w:p>
-      <w:r>
-        <w:t xml:space="preserve">Technical source(s) for these steps: </w:t>
+        <w:rPr>
+          <w:i/>
+        </w:rPr>
+        <w:t>Verified source(s):</w:t>
       </w:r>
     </w:p>
     <w:p>
@@ -453,32 +720,31 @@
         <w:pStyle w:val="Heading2"/>
       </w:pPr>
       <w:r>
-        <w:t>4.5 Service continuity plan (FMS.5.e, Achievement)</w:t>
+        <w:t>Keeping essential services running when something's lost — FMS.5.e (Achievement)</w:t>
       </w:r>
     </w:p>
     <w:p>
       <w:r>
-        <w:t>Why this step matters: "Patients will be shifted to a nearby hospital" with no named hospital, no who-calls, and no list of who cannot be moved without an oxygen reserve, is not a continuity plan -- it is a sentence that sounds like one.</w:t>
+        <w:rPr>
+          <w:i/>
+        </w:rPr>
+        <w:t>Boundary with other standards:</w:t>
+      </w:r>
+    </w:p>
+    <w:p>
+      <w:pPr>
+        <w:pStyle w:val="ListParagraph"/>
+      </w:pPr>
+      <w:r>
+        <w:t>• This depends on, but is separate from, the electrical backup test (FMS.1.e) and outsourced-service quality monitoring (ROM.4.e).</w:t>
       </w:r>
     </w:p>
     <w:p>
       <w:r>
-        <w:t>1. The organisation has a service continuity plan in case of fire and non-fire emergencies -- how defined AAC.1 services continue, pause, divert (AAC.2) or move internally (AAC.7) when a ward, OT or plant is lost.</w:t>
-      </w:r>
-    </w:p>
-    <w:p>
-      <w:r>
-        <w:t>2. This is not FMS.1.e's DG test, though that test is a precondition, and it is not ROM.4.e's outsourced-quality monitoring. NDMA Hospital Safety 2016 is the framework for keeping essential hospital functions running.</w:t>
-      </w:r>
-    </w:p>
-    <w:p>
-      <w:r>
-        <w:t>3. «Hospital to define how each essential service continues or is paused, the named receiving arrangement if diversion is the plan, how medical-gas and electrical backups (FMS.4.c / FMS.1.e) are used in that hour, and who declares continuity versus full evacuation». AAC.1 unused services are not given a continuity annex.</w:t>
-      </w:r>
-    </w:p>
-    <w:p>
-      <w:r>
-        <w:t xml:space="preserve">Technical source(s) for these steps: </w:t>
+        <w:rPr>
+          <w:i/>
+        </w:rPr>
+        <w:t>Verified source(s):</w:t>
       </w:r>
     </w:p>
     <w:p>
@@ -506,79 +772,10 @@
     </w:p>
     <w:p>
       <w:pPr>
-        <w:pStyle w:val="Heading1"/>
+        <w:pStyle w:val="Heading2"/>
       </w:pPr>
       <w:r>
-        <w:t>5. Records</w:t>
-      </w:r>
-    </w:p>
-    <w:p>
-      <w:r>
-        <w:t>This SOP produces and maintains Records 1-5 (see the FMS.5 Records folder).</w:t>
-      </w:r>
-    </w:p>
-    <w:p>
-      <w:pPr>
-        <w:pStyle w:val="Heading1"/>
-      </w:pPr>
-      <w:r>
-        <w:t>6. Related Documents</w:t>
-      </w:r>
-    </w:p>
-    <w:p>
-      <w:pPr>
-        <w:pStyle w:val="ListParagraph"/>
-      </w:pPr>
-      <w:r>
-        <w:t>Policy — Fire and Non-Fire Emergencies (FMS.5)</w:t>
-      </w:r>
-    </w:p>
-    <w:p>
-      <w:pPr>
-        <w:pStyle w:val="ListParagraph"/>
-      </w:pPr>
-      <w:r>
-        <w:t>Hospital's As-Built Drawing Set (FMS.1.b)</w:t>
-      </w:r>
-    </w:p>
-    <w:p>
-      <w:pPr>
-        <w:pStyle w:val="ListParagraph"/>
-      </w:pPr>
-      <w:r>
-        <w:t>Hospital's Monthly Facility Safety Round (FMS.2.d)</w:t>
-      </w:r>
-    </w:p>
-    <w:p>
-      <w:pPr>
-        <w:pStyle w:val="ListParagraph"/>
-      </w:pPr>
-      <w:r>
-        <w:t>Hospital's Medical Gases, Vacuum and Compressed Air SOP (FMS.4)</w:t>
-      </w:r>
-    </w:p>
-    <w:p>
-      <w:pPr>
-        <w:pStyle w:val="ListParagraph"/>
-      </w:pPr>
-      <w:r>
-        <w:t>Hospital's Laboratory Safety Programme (AAC.6)</w:t>
-      </w:r>
-    </w:p>
-    <w:p>
-      <w:pPr>
-        <w:pStyle w:val="ListParagraph"/>
-      </w:pPr>
-      <w:r>
-        <w:t>Hospital's Service Directory (AAC.1)</w:t>
-      </w:r>
-    </w:p>
-    <w:p>
-      <w:pPr>
-        <w:pStyle w:val="Heading1"/>
-      </w:pPr>
-      <w:r>
-        <w:t>7. Where This SOP's Requirements Come From (Verified Sources)</w:t>
+        <w:t>Full reference list</w:t>
       </w:r>
     </w:p>
     <w:p>
@@ -671,19 +868,6 @@
       </w:hyperlink>
       <w:r>
         <w:t xml:space="preserve"> (2nd ed.). Evaluator framework, not a mandated score.</w:t>
-      </w:r>
-    </w:p>
-    <w:p>
-      <w:pPr>
-        <w:pStyle w:val="Heading1"/>
-      </w:pPr>
-      <w:r>
-        <w:t>8. Review</w:t>
-      </w:r>
-    </w:p>
-    <w:p>
-      <w:r>
-        <w:t>This policy is reviewed at «Hospital to define the review interval for this policy», and sooner when a drill failed or a fire-door closer was found disconnected, or when FMS.1, FMS.2, FMS.4, AAC.6 or ROM.4 that this document hands work to are revised.</w:t>
       </w:r>
     </w:p>
     <w:sectPr>

--- a/policies/build/sop_record_masters/FMS/SOP_FMS.5.a_to_e_fire_non_fire_emergencies.docx
+++ b/policies/build/sop_record_masters/FMS/SOP_FMS.5.a_to_e_fire_non_fire_emergencies.docx
@@ -208,12 +208,6 @@
     </w:p>
     <w:p>
       <w:r>
-        <w:rPr>
-          <w:i/>
-        </w:rPr>
-        <w:t xml:space="preserve">Why: </w:t>
-      </w:r>
-      <w:r>
         <w:t>so every area and every emergency this hospital could actually face has a named plan -- and so staff aren't improvising a response to something that was never thought through in advance.</w:t>
       </w:r>
     </w:p>
@@ -231,12 +225,6 @@
       </w:r>
     </w:p>
     <w:p>
-      <w:r>
-        <w:rPr>
-          <w:i/>
-        </w:rPr>
-        <w:t xml:space="preserve">Why: </w:t>
-      </w:r>
       <w:r>
         <w:t>a blocked exit, a wedged-open fire door, or a year with fewer than two drills is how a plan that looks fine on paper fails the people who actually need it. Naming who holds the plan and who executes it is what keeps that from happening.</w:t>
       </w:r>
@@ -325,12 +313,6 @@
     </w:p>
     <w:p>
       <w:r>
-        <w:rPr>
-          <w:i/>
-        </w:rPr>
-        <w:t xml:space="preserve">Why: </w:t>
-      </w:r>
-      <w:r>
         <w:t>What actually detects a fire at 3am, stops it before the stair is lost, and contains it so patients in another ward can keep being cared for -- that's what this item is about. A municipal fire certificate proves a plan was once inspected; it isn't the plan itself.</w:t>
       </w:r>
     </w:p>
@@ -354,12 +336,6 @@
     </w:p>
     <w:p>
       <w:r>
-        <w:rPr>
-          <w:i/>
-        </w:rPr>
-        <w:t xml:space="preserve">Why: </w:t>
-      </w:r>
-      <w:r>
         <w:t>A framed plan in the board room, or an exit arrow pointing at a locked grilled window, does nothing for a first-time family or a night nurse trying to get patients out safely. The plan only protects anyone if it's where people can actually see and follow it.</w:t>
       </w:r>
     </w:p>
@@ -382,12 +358,6 @@
       </w:r>
     </w:p>
     <w:p>
-      <w:r>
-        <w:rPr>
-          <w:i/>
-        </w:rPr>
-        <w:t xml:space="preserve">Why: </w:t>
-      </w:r>
       <w:r>
         <w:t>A drill photograph of day-shift administration while the OT continues unaware doesn't prepare anyone for a real event. A drill only counts when the people who'd actually be on duty are the ones who respond -- including the night shift, and including moving a patient who can't move themselves.</w:t>
       </w:r>
@@ -422,12 +392,6 @@
     </w:p>
     <w:p>
       <w:r>
-        <w:rPr>
-          <w:i/>
-        </w:rPr>
-        <w:t xml:space="preserve">Why: </w:t>
-      </w:r>
-      <w:r>
         <w:t>A plan to contain fire fails the moment the door closer is disconnected and the extinguisher gauge sits in the red. A vendor contract with no job card protects nobody -- only equipment that's actually been checked does.</w:t>
       </w:r>
     </w:p>
@@ -450,12 +414,6 @@
       </w:r>
     </w:p>
     <w:p>
-      <w:r>
-        <w:rPr>
-          <w:i/>
-        </w:rPr>
-        <w:t xml:space="preserve">Why: </w:t>
-      </w:r>
       <w:r>
         <w:t>"Patients will be shifted to a nearby hospital" with no named hospital and no list of who can't safely be moved isn't a plan -- it's a sentence that sounds like one, and it fails exactly when it's needed most.</w:t>
       </w:r>

--- a/policies/build/sop_record_masters/FMS/SOP_FMS.5.a_to_e_fire_non_fire_emergencies.docx
+++ b/policies/build/sop_record_masters/FMS/SOP_FMS.5.a_to_e_fire_non_fire_emergencies.docx
@@ -397,7 +397,42 @@
     </w:p>
     <w:p>
       <w:r>
-        <w:t>We maintain fire-related equipment and infrastructure -- detectors, alarms, extinguishers, hose reels, fire doors, emergency lighting, and any pump or sprinkler this occupancy actually has.</w:t>
+        <w:t>We maintain fire-related equipment and infrastructure. This covers:</w:t>
+      </w:r>
+    </w:p>
+    <w:p>
+      <w:r>
+        <w:t>1. Detectors.</w:t>
+      </w:r>
+    </w:p>
+    <w:p>
+      <w:r>
+        <w:t>2. Alarms.</w:t>
+      </w:r>
+    </w:p>
+    <w:p>
+      <w:r>
+        <w:t>3. Extinguishers.</w:t>
+      </w:r>
+    </w:p>
+    <w:p>
+      <w:r>
+        <w:t>4. Hose reels.</w:t>
+      </w:r>
+    </w:p>
+    <w:p>
+      <w:r>
+        <w:t>5. Fire doors.</w:t>
+      </w:r>
+    </w:p>
+    <w:p>
+      <w:r>
+        <w:t>6. Emergency lighting.</w:t>
+      </w:r>
+    </w:p>
+    <w:p>
+      <w:r>
+        <w:t>7. Any pump or sprinkler this occupancy actually has.</w:t>
       </w:r>
     </w:p>
     <w:p>
